--- a/docs/instruments/p1_model_policy.docx
+++ b/docs/instruments/p1_model_policy.docx
@@ -3,7 +3,7 @@
 <w:document xmlns:o="urn:schemas-microsoft-com:office:office" xmlns:r="http://schemas.openxmlformats.org/officeDocument/2006/relationships" xmlns:v="urn:schemas-microsoft-com:vml" xmlns:w="http://schemas.openxmlformats.org/wordprocessingml/2006/main" xmlns:w10="urn:schemas-microsoft-com:office:word" xmlns:wp="http://schemas.openxmlformats.org/drawingml/2006/wordprocessingDrawing" xmlns:pic="http://schemas.openxmlformats.org/drawingml/2006/picture" xmlns:wps="http://schemas.microsoft.com/office/word/2010/wordprocessingShape" xmlns:wpg="http://schemas.microsoft.com/office/word/2010/wordprocessingGroup" xmlns:mc="http://schemas.openxmlformats.org/markup-compatibility/2006" xmlns:wp14="http://schemas.microsoft.com/office/word/2010/wordprocessingDrawing" xmlns:w14="http://schemas.microsoft.com/office/word/2010/wordml" xmlns:w15="http://schemas.microsoft.com/office/word/2012/wordml" mc:Ignorable="w14 wp14 w15">
   <w:body>
     <w:p>
-      <w:hyperlink r:id="rId75">
+      <w:hyperlink r:id="rId19">
         <w:r>
           <w:drawing>
             <wp:inline>
@@ -20,7 +20,7 @@
                       </pic:cNvPicPr>
                     </pic:nvPicPr>
                     <pic:blipFill>
-                      <a:blip r:embed="rId74"/>
+                      <a:blip r:embed="rId18"/>
                       <a:stretch>
                         <a:fillRect/>
                       </a:stretch>
@@ -772,7 +772,7 @@
                   <w:szCs w:val="22"/>
                   <w:lang w:val="en-US" w:eastAsia="en-US" w:bidi="ar-SA"/>
                 </w:rPr>
-                <w:t>the report</w:t>
+                <w:t>Responsible AI in Academic Research: A Competency Framework for Research Training</w:t>
               </w:r>
             </w:hyperlink>
             <w:r>
@@ -880,31 +880,7 @@
       </w:pPr>
       <w:r>
         <w:rPr/>
-        <w:t xml:space="preserve">The </w:t>
-      </w:r>
-      <w:hyperlink r:id="rId3">
-        <w:r>
-          <w:rPr>
-            <w:rStyle w:val="Hyperlink"/>
-          </w:rPr>
-          <w:t>companion report</w:t>
-        </w:r>
-      </w:hyperlink>
-      <w:r>
-        <w:rPr/>
-        <w:t xml:space="preserve"> classifies institutional AI policies across thirty-eight top-tier doctoral universities in fifteen countries and jurisdictions into four distinct classes based on their scope. Class A simply appends an AI clause to an existing student-conduct policy (four institutions, approximately 11 percent). Class B creates a dedicated AI policy that stops at plagiarism and co-authorship rules (eleven institutions, approximately 29 percent). Class C extends policy coverage into research integrity, reproducibility, and formal disclosure (seventeen institutions, approximately 45 percent), which is currently the most common approach across universities. Class D adds codified competency expectations for doctoral students and supervisors, explicit curriculum requirements, and clear rules for examiners (six institutions, approximately 16 percent). In United States usage, examiners are the members of the dissertation committee. You can find the full distribution and analysis in </w:t>
-      </w:r>
-      <w:hyperlink r:id="rId4">
-        <w:r>
-          <w:rPr>
-            <w:rStyle w:val="Hyperlink"/>
-          </w:rPr>
-          <w:t>the report</w:t>
-        </w:r>
-      </w:hyperlink>
-      <w:r>
-        <w:rPr/>
-        <w:t xml:space="preserve"> §1.3 and §3.2.</w:t>
+        <w:t>The companion report classifies institutional AI policies across thirty-eight top-tier doctoral universities in fifteen countries and jurisdictions into four distinct classes based on their scope. Class A simply appends an AI clause to an existing student-conduct policy (four institutions, approximately 11 percent). Class B creates a dedicated AI policy that stops at plagiarism and co-authorship rules (eleven institutions, approximately 29 percent). Class C extends policy coverage into research integrity, reproducibility, and formal disclosure (seventeen institutions, approximately 45 percent), which is currently the most common approach across universities. Class D adds codified competency expectations for doctoral students and supervisors, explicit curriculum requirements, and clear rules for examiners (six institutions, approximately 16 percent). In United States usage, examiners are the members of the dissertation committee. You can find the full distribution and analysis in the report §1.3 and §3.2.</w:t>
       </w:r>
     </w:p>
     <w:p>
@@ -921,19 +897,7 @@
       </w:r>
       <w:r>
         <w:rPr/>
-        <w:t xml:space="preserve"> Key elements of this template draw directly from observable practices in </w:t>
-      </w:r>
-      <w:hyperlink r:id="rId5">
-        <w:r>
-          <w:rPr>
-            <w:rStyle w:val="Hyperlink"/>
-          </w:rPr>
-          <w:t>the report</w:t>
-        </w:r>
-      </w:hyperlink>
-      <w:r>
-        <w:rPr/>
-        <w:t>’s university sample (§1.3, §3.2), and the drafting notes for Clauses 5, 10, and 11 provide the underlying details:</w:t>
+        <w:t xml:space="preserve"> Key elements of this template draw directly from observable practices in the report’s university sample (§1.3, §3.2), and the drafting notes for Clauses 5, 10, and 11 provide the underlying details:</w:t>
       </w:r>
     </w:p>
     <w:p>
@@ -986,19 +950,7 @@
       </w:pPr>
       <w:r>
         <w:rPr/>
-        <w:t xml:space="preserve">The requirement that a doctoral student must be able to describe and defend any use of generative AI, as well as the overall contents of the dissertation, during the final oral examination or defense, adapted from the University of Toronto School of Graduate Studies, which </w:t>
-      </w:r>
-      <w:hyperlink r:id="rId6">
-        <w:r>
-          <w:rPr>
-            <w:rStyle w:val="Hyperlink"/>
-          </w:rPr>
-          <w:t>the report</w:t>
-        </w:r>
-      </w:hyperlink>
-      <w:r>
-        <w:rPr/>
-        <w:t xml:space="preserve"> classifies at </w:t>
+        <w:t xml:space="preserve">The requirement that a doctoral student must be able to describe and defend any use of generative AI, as well as the overall contents of the dissertation, during the final oral examination or defense, adapted from the University of Toronto School of Graduate Studies, which the report classifies at </w:t>
       </w:r>
       <w:r>
         <w:rPr>
@@ -1047,31 +999,7 @@
       </w:pPr>
       <w:r>
         <w:rPr/>
-        <w:t xml:space="preserve">If your institution prefers to adopt a Class C rather than a Class D policy, you can adopt this entire template while simply omitting Clauses 10.2–10.4 (the codified competency and training requirements) and Clauses 11.4–11.7 (the examiner-side rules). Those two specific areas are what define Class D in </w:t>
-      </w:r>
-      <w:hyperlink r:id="rId7">
-        <w:r>
-          <w:rPr>
-            <w:rStyle w:val="Hyperlink"/>
-          </w:rPr>
-          <w:t>the report</w:t>
-        </w:r>
-      </w:hyperlink>
-      <w:r>
-        <w:rPr/>
-        <w:t xml:space="preserve">’s taxonomy. Clause 11.2 can remain in place either way, since </w:t>
-      </w:r>
-      <w:hyperlink r:id="rId8">
-        <w:r>
-          <w:rPr>
-            <w:rStyle w:val="Hyperlink"/>
-          </w:rPr>
-          <w:t>the report</w:t>
-        </w:r>
-      </w:hyperlink>
-      <w:r>
-        <w:rPr/>
-        <w:t xml:space="preserve"> documents that defensibility rule at a Class C institution. Choosing Class C policy scope can be a valid institutional decision, but the Class A–D scope taxonomy is distinct from the maturity grid. That choice should be a deliberate, recorded governance decision rather than an accidental drafting omission.</w:t>
+        <w:t>If your institution prefers to adopt a Class C rather than a Class D policy, you can adopt this entire template while simply omitting Clauses 10.2–10.4 (the codified competency and training requirements) and Clauses 11.4–11.7 (the examiner-side rules). Those two specific areas are what define Class D in the report’s taxonomy. Clause 11.2 can remain in place either way, since the report documents that defensibility rule at a Class C institution. Choosing Class C policy scope can be a valid institutional decision, but the Class A–D scope taxonomy is distinct from the maturity grid. That choice should be a deliberate, recorded governance decision rather than an accidental drafting omission.</w:t>
       </w:r>
     </w:p>
     <w:p>
@@ -1110,19 +1038,7 @@
       </w:r>
       <w:r>
         <w:rPr/>
-        <w:t xml:space="preserve"> identifies the maturity grid cells supported by the clause, </w:t>
-      </w:r>
-      <w:hyperlink r:id="rId9">
-        <w:r>
-          <w:rPr>
-            <w:rStyle w:val="Hyperlink"/>
-          </w:rPr>
-          <w:t>the report</w:t>
-        </w:r>
-      </w:hyperlink>
-      <w:r>
-        <w:rPr/>
-        <w:t xml:space="preserve"> section it draws from, and the concrete artifact that would demonstrate to a skeptical auditor that the policy is actively operating in daily practice rather than just sitting on a website. Where relevant, </w:t>
+        <w:t xml:space="preserve"> identifies the maturity grid cells supported by the clause, the report section it draws from, and the concrete artifact that would demonstrate to a skeptical auditor that the policy is actively operating in daily practice rather than just sitting on a website. Where relevant, </w:t>
       </w:r>
       <w:r>
         <w:rPr>
@@ -1857,19 +1773,7 @@
       </w:r>
       <w:r>
         <w:rPr/>
-        <w:t xml:space="preserve"> (</w:t>
-      </w:r>
-      <w:hyperlink r:id="rId10">
-        <w:r>
-          <w:rPr>
-            <w:rStyle w:val="Hyperlink"/>
-          </w:rPr>
-          <w:t>the report</w:t>
-        </w:r>
-      </w:hyperlink>
-      <w:r>
-        <w:rPr/>
-        <w:t xml:space="preserve"> §1.2). All four properties are required together.</w:t>
+        <w:t xml:space="preserve"> (the report §1.2). All four properties are required together.</w:t>
       </w:r>
     </w:p>
     <w:p>
@@ -1886,19 +1790,7 @@
       </w:r>
       <w:r>
         <w:rPr/>
-        <w:t xml:space="preserve"> Clause 1.2 is essential and represents the structural piece most often missing in the policies surveyed in </w:t>
-      </w:r>
-      <w:hyperlink r:id="rId11">
-        <w:r>
-          <w:rPr>
-            <w:rStyle w:val="Hyperlink"/>
-          </w:rPr>
-          <w:t>the report</w:t>
-        </w:r>
-      </w:hyperlink>
-      <w:r>
-        <w:rPr/>
-        <w:t>. Fifteen of the thirty-eight universities in its sample (roughly two out of five) stop at a plagiarism-policy baseline, and four of those place AI entirely within student academic-integrity rules (§1.3, §3.2). Under that setup, an invented citation in a faculty member’s grant application has no clear institutional governance home, whereas the exact same fabrication in a student’s coursework triggers a formal integrity hearing. If your institution already has an AI clause within its student academic-integrity rules, cross-reference it here and state clearly that this policy governs all research outputs.</w:t>
+        <w:t xml:space="preserve"> Clause 1.2 is essential and represents the structural piece most often missing in the policies surveyed in the report. Fifteen of the thirty-eight universities in its sample (roughly two out of five) stop at a plagiarism-policy baseline, and four of those place AI entirely within student academic-integrity rules (§1.3, §3.2). Under that setup, an invented citation in a faculty member’s grant application has no clear institutional governance home, whereas the exact same fabrication in a student’s coursework triggers a formal integrity hearing. If your institution already has an AI clause within its student academic-integrity rules, cross-reference it here and state clearly that this policy governs all research outputs.</w:t>
       </w:r>
     </w:p>
     <w:p>
@@ -1911,24 +1803,7 @@
           <w:i/>
           <w:iCs/>
         </w:rPr>
-        <w:t>Framework key: D1-policy, D2-policy (</w:t>
-      </w:r>
-      <w:hyperlink r:id="rId12">
-        <w:r>
-          <w:rPr>
-            <w:rStyle w:val="Hyperlink"/>
-            <w:i/>
-            <w:iCs/>
-          </w:rPr>
-          <w:t>the report</w:t>
-        </w:r>
-      </w:hyperlink>
-      <w:r>
-        <w:rPr>
-          <w:i/>
-          <w:iCs/>
-        </w:rPr>
-        <w:t xml:space="preserve"> §1.2, §1.3, §2.1). Evidence of operation: a published policy document with a recorded version date and the approving committee named in the official minutes.</w:t>
+        <w:t>Framework key: D1-policy, D2-policy (the report §1.2, §1.3, §2.1). Evidence of operation: a published policy document with a recorded version date and the approving committee named in the official minutes.</w:t>
       </w:r>
     </w:p>
     <w:p>
@@ -2083,24 +1958,7 @@
           <w:i/>
           <w:iCs/>
         </w:rPr>
-        <w:t>Framework key: D1-policy, D5-policy (</w:t>
-      </w:r>
-      <w:hyperlink r:id="rId13">
-        <w:r>
-          <w:rPr>
-            <w:rStyle w:val="Hyperlink"/>
-            <w:i/>
-            <w:iCs/>
-          </w:rPr>
-          <w:t>the report</w:t>
-        </w:r>
-      </w:hyperlink>
-      <w:r>
-        <w:rPr>
-          <w:i/>
-          <w:iCs/>
-        </w:rPr>
-        <w:t xml:space="preserve"> §2.5). Evidence of operation: the policy’s own scope clause, along with the Schedule D register showing a recent review date.</w:t>
+        <w:t>Framework key: D1-policy, D5-policy (the report §2.5). Evidence of operation: the policy’s own scope clause, along with the Schedule D register showing a recent review date.</w:t>
       </w:r>
     </w:p>
     <w:p>
@@ -2228,19 +2086,7 @@
       </w:r>
       <w:r>
         <w:rPr/>
-        <w:t xml:space="preserve"> means an AI system that executes multi-step research tasks to produce outputs that are incorporated directly into the research record. In this policy, agentic tools sit in the same functional family as statistical software packages, automated transcription engines, or data-cleaning scripts. This policy treats AI outputs as tool results rather than as independent authorship (</w:t>
-      </w:r>
-      <w:hyperlink r:id="rId14">
-        <w:r>
-          <w:rPr>
-            <w:rStyle w:val="Hyperlink"/>
-          </w:rPr>
-          <w:t>the report</w:t>
-        </w:r>
-      </w:hyperlink>
-      <w:r>
-        <w:rPr/>
-        <w:t>, Appendix C).</w:t>
+        <w:t xml:space="preserve"> means an AI system that executes multi-step research tasks to produce outputs that are incorporated directly into the research record. In this policy, agentic tools sit in the same functional family as statistical software packages, automated transcription engines, or data-cleaning scripts. This policy treats AI outputs as tool results rather than as independent authorship (the report, Appendix C).</w:t>
       </w:r>
     </w:p>
     <w:p>
@@ -2665,19 +2511,7 @@
       </w:r>
       <w:r>
         <w:rPr/>
-        <w:t xml:space="preserve"> The specific tool class a researcher selects determines the primary failure mode they must actively guard against. This policy adopts the functional taxonomy set out in Appendix C of </w:t>
-      </w:r>
-      <w:hyperlink r:id="rId15">
-        <w:r>
-          <w:rPr>
-            <w:rStyle w:val="Hyperlink"/>
-          </w:rPr>
-          <w:t>the report</w:t>
-        </w:r>
-      </w:hyperlink>
-      <w:r>
-        <w:rPr/>
-        <w:t>:</w:t>
+        <w:t xml:space="preserve"> The specific tool class a researcher selects determines the primary failure mode they must actively guard against. This policy adopts the functional taxonomy set out in Appendix C of the report:</w:t>
       </w:r>
     </w:p>
     <w:tbl>
@@ -4163,7 +3997,7 @@
       </w:r>
       <w:r>
         <w:rPr/>
-        <w:t xml:space="preserve"> Establishing clear use modes and tool classes is what makes this policy practical on the ground. Simply telling faculty and students to “use AI responsibly” gives an advisor very little actionable advice for a weekly supervision meeting. In contrast, saying “when using validator mode, run your draft through a different model family because self-critique tends to miss its own generation errors” gives them a concrete, practical instruction. Clause 3.7 is often where local debates focus. If your institution has a large multilingual graduate cohort, you should define the boundary for incidental use deliberately rather than leaving it to ad hoc dispute.</w:t>
+        <w:t xml:space="preserve"> Establishing clear use modes and tool classes is what makes this policy practical on the ground. Simply telling faculty and students to “use AI responsibly” gives an advisor very little actionable advice for a weekly supervision meeting. In contrast, saying “when using validator mode, run your draft through a different model family because self-critique tends to miss its own generation errors” gives them a concrete, practical instruction. Clause 3.7 is often where local debates focus. If your institution has a large multilingual graduate cohort, you should define the boundary for incidental use explicitly rather than leaving it to ad hoc dispute.</w:t>
       </w:r>
     </w:p>
     <w:p>
@@ -4176,24 +4010,7 @@
           <w:i/>
           <w:iCs/>
         </w:rPr>
-        <w:t>Framework key: D2-policy, D3-policy (</w:t>
-      </w:r>
-      <w:hyperlink r:id="rId16">
-        <w:r>
-          <w:rPr>
-            <w:rStyle w:val="Hyperlink"/>
-            <w:i/>
-            <w:iCs/>
-          </w:rPr>
-          <w:t>the report</w:t>
-        </w:r>
-      </w:hyperlink>
-      <w:r>
-        <w:rPr>
-          <w:i/>
-          <w:iCs/>
-        </w:rPr>
-        <w:t xml:space="preserve"> §2.2, §2.3, Appendix C). Evidence of operation: the definitions appear verbatim in graduate research training materials and in the institutional disclosure template.</w:t>
+        <w:t>Framework key: D2-policy, D3-policy (the report §2.2, §2.3, Appendix C). Evidence of operation: the definitions appear verbatim in graduate research training materials and in the institutional disclosure template.</w:t>
       </w:r>
       <w:bookmarkEnd w:id="6"/>
     </w:p>
@@ -4403,24 +4220,7 @@
           <w:i/>
           <w:iCs/>
         </w:rPr>
-        <w:t>Framework key: D1-policy, D2-policy, D3-policy, D4-policy, D5-policy (</w:t>
-      </w:r>
-      <w:hyperlink r:id="rId17">
-        <w:r>
-          <w:rPr>
-            <w:rStyle w:val="Hyperlink"/>
-            <w:i/>
-            <w:iCs/>
-          </w:rPr>
-          <w:t>the report</w:t>
-        </w:r>
-      </w:hyperlink>
-      <w:r>
-        <w:rPr>
-          <w:i/>
-          <w:iCs/>
-        </w:rPr>
-        <w:t xml:space="preserve"> §2.1–§2.5). Evidence of operation: each principle links directly to at least one operative clause in this document.</w:t>
+        <w:t>Framework key: D1-policy, D2-policy, D3-policy, D4-policy, D5-policy (the report §2.1–§2.5). Evidence of operation: each principle links directly to at least one operative clause in this document.</w:t>
       </w:r>
     </w:p>
     <w:p>
@@ -4706,19 +4506,7 @@
       </w:pPr>
       <w:r>
         <w:rPr/>
-        <w:t xml:space="preserve">Clause 5.7 is straightforward and absolute. Four of its six items are designated as strictly human tasks in </w:t>
-      </w:r>
-      <w:hyperlink r:id="rId18">
-        <w:r>
-          <w:rPr>
-            <w:rStyle w:val="Hyperlink"/>
-          </w:rPr>
-          <w:t>the report</w:t>
-        </w:r>
-      </w:hyperlink>
-      <w:r>
-        <w:rPr/>
-        <w:t>’s research task taxonomy (Appendix G): oral examination evaluation, supervisor chapter sign-off, authorship decisions, and peer-review recommendations.</w:t>
+        <w:t>Clause 5.7 is straightforward and absolute. Four of its six items are designated as strictly human tasks in the report’s research task taxonomy (Appendix G): oral examination evaluation, supervisor chapter sign-off, authorship decisions, and peer-review recommendations.</w:t>
       </w:r>
     </w:p>
     <w:p>
@@ -4750,19 +4538,7 @@
       </w:r>
       <w:r>
         <w:rPr/>
-        <w:t xml:space="preserve">), you should embed this verification obligation directly into that declaration rather than creating a separate form. As </w:t>
-      </w:r>
-      <w:hyperlink r:id="rId19">
-        <w:r>
-          <w:rPr>
-            <w:rStyle w:val="Hyperlink"/>
-          </w:rPr>
-          <w:t>the report</w:t>
-        </w:r>
-      </w:hyperlink>
-      <w:r>
-        <w:rPr/>
-        <w:t xml:space="preserve"> notes, German universities successfully updated their existing statutory declarations to cover AI disclosure without rewriting their underlying legal frameworks (§1.3), which is the cleanest and most enforceable path where that tradition exists.</w:t>
+        <w:t>), you should embed this verification obligation directly into that declaration rather than creating a separate form. As the report notes, German universities successfully updated their existing statutory declarations to cover AI disclosure without rewriting their underlying legal frameworks (§1.3), which is the cleanest and most enforceable path where that tradition exists.</w:t>
       </w:r>
     </w:p>
     <w:p>
@@ -4775,24 +4551,7 @@
           <w:i/>
           <w:iCs/>
         </w:rPr>
-        <w:t>Framework key: D1-policy, D1-process (</w:t>
-      </w:r>
-      <w:hyperlink r:id="rId20">
-        <w:r>
-          <w:rPr>
-            <w:rStyle w:val="Hyperlink"/>
-            <w:i/>
-            <w:iCs/>
-          </w:rPr>
-          <w:t>the report</w:t>
-        </w:r>
-      </w:hyperlink>
-      <w:r>
-        <w:rPr>
-          <w:i/>
-          <w:iCs/>
-        </w:rPr>
-        <w:t xml:space="preserve"> §2.1, §4.2, Appendix G). Evidence of operation: the published Schedule A with a recorded version date, a sample of completed thesis verification logs, and an advising template that includes the required verification sign-offs.</w:t>
+        <w:t>Framework key: D1-policy, D1-process (the report §2.1, §4.2, Appendix G). Evidence of operation: the published Schedule A with a recorded version date, a sample of completed thesis verification logs, and an advising template that includes the required verification sign-offs.</w:t>
       </w:r>
     </w:p>
     <w:p>
@@ -7940,19 +7699,7 @@
       </w:r>
       <w:r>
         <w:rPr/>
-        <w:t xml:space="preserve"> This clause incorporates two deliberate design choices. First, classifying a task as a labor task is not a blank check: every labor task still requires verification and transparency. Second, classifying an activity as a judgment task is not a total ban on software: it prohibits substituting AI for human decision-making, rather than forbidding researchers from using tools to explore options (</w:t>
-      </w:r>
-      <w:hyperlink r:id="rId21">
-        <w:r>
-          <w:rPr>
-            <w:rStyle w:val="Hyperlink"/>
-          </w:rPr>
-          <w:t>the report</w:t>
-        </w:r>
-      </w:hyperlink>
-      <w:r>
-        <w:rPr/>
-        <w:t>, Appendix G). It is important to emphasize this distinction in training programs, because if researchers believe the policy simply bans tool use, they will continue using AI secretly and stop disclosing their methods.</w:t>
+        <w:t xml:space="preserve"> This clause incorporates two deliberate design choices. First, classifying a task as a labor task is not a blank check: every labor task still requires verification and transparency. Second, classifying an activity as a judgment task is not a total ban on software: it prohibits substituting AI for human decision-making, rather than forbidding researchers from using tools to explore options (the report, Appendix G). It is important to emphasize this distinction in training programs, because if researchers believe the policy simply bans tool use, they will continue using AI secretly and stop disclosing their methods.</w:t>
       </w:r>
     </w:p>
     <w:p>
@@ -7973,19 +7720,7 @@
       </w:r>
       <w:r>
         <w:rPr/>
-        <w:t xml:space="preserve">, one university in </w:t>
-      </w:r>
-      <w:hyperlink r:id="rId22">
-        <w:r>
-          <w:rPr>
-            <w:rStyle w:val="Hyperlink"/>
-          </w:rPr>
-          <w:t>the report</w:t>
-        </w:r>
-      </w:hyperlink>
-      <w:r>
-        <w:rPr/>
-        <w:t xml:space="preserve">’s study banned AI translation of drafts written in another language on the grounds that translating raw text amounts to ghostwriting. If you have a significant multilingual graduate cohort, make this decision carefully. A complete ban places an unequal burden on researchers whose first language is not English, and Clause 6.3(e) specifically exists because commercial detection tools show documented bias against this exact group. Regarding </w:t>
+        <w:t xml:space="preserve">, one university in the report’s study banned AI translation of drafts written in another language on the grounds that translating raw text amounts to ghostwriting. If you have a significant multilingual graduate cohort, make this decision carefully. A complete ban places an unequal burden on researchers whose first language is not English, and Clause 6.3(e) specifically exists because commercial detection tools show documented bias against this exact group. Regarding </w:t>
       </w:r>
       <w:r>
         <w:rPr>
@@ -7996,19 +7731,7 @@
       </w:r>
       <w:r>
         <w:rPr/>
-        <w:t xml:space="preserve">, this policy’s strict prohibition reflects broad consensus among academic publishers rather than a statutory mandate, and </w:t>
-      </w:r>
-      <w:hyperlink r:id="rId23">
-        <w:r>
-          <w:rPr>
-            <w:rStyle w:val="Hyperlink"/>
-          </w:rPr>
-          <w:t>the report</w:t>
-        </w:r>
-      </w:hyperlink>
-      <w:r>
-        <w:rPr/>
-        <w:t xml:space="preserve"> highlights this as a clear example of publisher rules leading institutional policy (Appendix C, Class 9).</w:t>
+        <w:t>, this policy’s strict prohibition reflects broad consensus among academic publishers rather than a statutory mandate, and the report highlights this as a clear example of publisher rules leading institutional policy (Appendix C, Class 9).</w:t>
       </w:r>
     </w:p>
     <w:p>
@@ -8021,24 +7744,7 @@
           <w:i/>
           <w:iCs/>
         </w:rPr>
-        <w:t>Framework key: D2-policy, D2-process (</w:t>
-      </w:r>
-      <w:hyperlink r:id="rId24">
-        <w:r>
-          <w:rPr>
-            <w:rStyle w:val="Hyperlink"/>
-            <w:i/>
-            <w:iCs/>
-          </w:rPr>
-          <w:t>the report</w:t>
-        </w:r>
-      </w:hyperlink>
-      <w:r>
-        <w:rPr>
-          <w:i/>
-          <w:iCs/>
-        </w:rPr>
-        <w:t xml:space="preserve"> §2.2, §3.3, Appendix G). Evidence of operation: the task table published on the university research website, along with identical rules integrated into graduate curricula and faculty briefings.</w:t>
+        <w:t>Framework key: D2-policy, D2-process (the report §2.2, §3.3, Appendix G). Evidence of operation: the task table published on the university research website, along with identical rules integrated into graduate curricula and faculty briefings.</w:t>
       </w:r>
     </w:p>
     <w:p>
@@ -8805,19 +8511,7 @@
       </w:r>
       <w:r>
         <w:rPr/>
-        <w:t xml:space="preserve"> Clause 7.6 serves an important practical function. When the British Medical Journal introduced a structured AI disclosure field on April 8, 2024, it recorded an overall disclosure rate of just 5.7 percent across 25,114 submissions to 49 journals over the following seven months (</w:t>
-      </w:r>
-      <w:hyperlink r:id="rId25">
-        <w:r>
-          <w:rPr>
-            <w:rStyle w:val="Hyperlink"/>
-          </w:rPr>
-          <w:t>the report</w:t>
-        </w:r>
-      </w:hyperlink>
-      <w:r>
-        <w:rPr/>
-        <w:t xml:space="preserve"> §1.1, §3.3). When disclosure feels like a confession of wrongdoing, it reproduces that exact reporting gap. The policy should state clearly that disclosure is simply a transparent description of research methodology.</w:t>
+        <w:t xml:space="preserve"> Clause 7.6 serves an important practical function. When the British Medical Journal introduced a structured AI disclosure field on April 8, 2024, it recorded an overall disclosure rate of just 5.7 percent across 25,114 submissions to 49 journals over the following seven months (the report §1.1, §3.3). When disclosure feels like a confession of wrongdoing, it reproduces that exact reporting gap. The policy should state clearly that disclosure is simply a transparent description of research methodology.</w:t>
       </w:r>
     </w:p>
     <w:p>
@@ -8840,24 +8534,7 @@
           <w:i/>
           <w:iCs/>
         </w:rPr>
-        <w:t>Framework key: D2-policy, D2-systems, D2-process (</w:t>
-      </w:r>
-      <w:hyperlink r:id="rId26">
-        <w:r>
-          <w:rPr>
-            <w:rStyle w:val="Hyperlink"/>
-            <w:i/>
-            <w:iCs/>
-          </w:rPr>
-          <w:t>the report</w:t>
-        </w:r>
-      </w:hyperlink>
-      <w:r>
-        <w:rPr>
-          <w:i/>
-          <w:iCs/>
-        </w:rPr>
-        <w:t xml:space="preserve"> §2.2, §3.3). Evidence of operation: signed thesis declaration forms, the institutional disclosure registry, and audit samples comparing published papers against their internal deposit records.</w:t>
+        <w:t>Framework key: D2-policy, D2-systems, D2-process (the report §2.2, §3.3). Evidence of operation: signed thesis declaration forms, the institutional disclosure registry, and audit samples comparing published papers against their internal deposit records.</w:t>
       </w:r>
     </w:p>
     <w:p>
@@ -10605,19 +10282,7 @@
       </w:r>
       <w:r>
         <w:rPr/>
-        <w:t xml:space="preserve"> You should link this policy directly to your university’s existing data-classification system (Clause 8.3) rather than creating a separate framework from scratch, because your IT security team will already have standards in place. There are two common failure modes here. First, if Tier B enterprise tools are slow or difficult to access, this raises the risk that researchers will use consumer Tier A tools with confidential R3 data and simply avoid telling you. The classic example in industry is Samsung’s experience in March 2023, where three separate leaks of confidential source code occurred within twenty days, leading to an outright ban on consumer generative AI tools (</w:t>
-      </w:r>
-      <w:hyperlink r:id="rId27">
-        <w:r>
-          <w:rPr>
-            <w:rStyle w:val="Hyperlink"/>
-          </w:rPr>
-          <w:t>the report</w:t>
-        </w:r>
-      </w:hyperlink>
-      <w:r>
-        <w:rPr/>
-        <w:t xml:space="preserve"> §2.3). You need to provide viable tools before you enforce restrictions. Second, setting an overly rigid rule for R4 data can block the very projects that need modern tools most, which is why Clause 8.5 provides a clear written approval pathway rather than an absolute ban.</w:t>
+        <w:t xml:space="preserve"> You should link this policy directly to your university’s existing data-classification system (Clause 8.3) rather than creating a separate framework from scratch, because your IT security team will already have standards in place. There are two common failure modes here. First, if Tier B enterprise tools are slow or difficult to access, this raises the risk that researchers will use consumer Tier A tools with confidential R3 data and simply avoid telling you. The classic example in industry is Samsung’s experience in March 2023, where three separate leaks of confidential source code occurred within twenty days, leading to an outright ban on consumer generative AI tools (the report §2.3). You need to provide viable tools before you enforce restrictions. Second, setting an overly rigid rule for R4 data can block the very projects that need modern tools most, which is why Clause 8.5 provides a clear written approval pathway rather than an absolute ban.</w:t>
       </w:r>
     </w:p>
     <w:p>
@@ -10651,24 +10316,7 @@
           <w:i/>
           <w:iCs/>
         </w:rPr>
-        <w:t>Framework key: D3-policy, D3-systems (</w:t>
-      </w:r>
-      <w:hyperlink r:id="rId28">
-        <w:r>
-          <w:rPr>
-            <w:rStyle w:val="Hyperlink"/>
-            <w:i/>
-            <w:iCs/>
-          </w:rPr>
-          <w:t>the report</w:t>
-        </w:r>
-      </w:hyperlink>
-      <w:r>
-        <w:rPr>
-          <w:i/>
-          <w:iCs/>
-        </w:rPr>
-        <w:t xml:space="preserve"> §2.3). Evidence of operation: the published classification matrix, enterprise tenancy contracts showing model training disabled, and data-retention schedules covering AI interaction logs.</w:t>
+        <w:t>Framework key: D3-policy, D3-systems (the report §2.3). Evidence of operation: the published classification matrix, enterprise tenancy contracts showing model training disabled, and data-retention schedules covering AI interaction logs.</w:t>
       </w:r>
     </w:p>
     <w:p>
@@ -10921,19 +10569,7 @@
       </w:r>
       <w:r>
         <w:rPr/>
-        <w:t xml:space="preserve"> A 2024 study by Stanford RegLab evaluating three retrieval-augmented legal research tools discovered hallucination rates between 17 and 33 percent, despite vendor claims that retrieval mechanisms had solved citation accuracy (</w:t>
-      </w:r>
-      <w:hyperlink r:id="rId29">
-        <w:r>
-          <w:rPr>
-            <w:rStyle w:val="Hyperlink"/>
-          </w:rPr>
-          <w:t>the report</w:t>
-        </w:r>
-      </w:hyperlink>
-      <w:r>
-        <w:rPr/>
-        <w:t xml:space="preserve"> §2.3). In fact, retrieval grounding often shifts the failure pattern from obvious fictional citations to subtle misattributions of real sources, which are much harder for human readers to detect. The evaluation team must record the observed pass rate in the register and share it across the institution.</w:t>
+        <w:t xml:space="preserve"> A 2024 study by Stanford RegLab evaluating three retrieval-augmented legal research tools discovered hallucination rates between 17 and 33 percent, despite vendor claims that retrieval mechanisms had solved citation accuracy (the report §2.3). In fact, retrieval grounding often shifts the failure pattern from obvious fictional citations to subtle misattributions of real sources, which are much harder for human readers to detect. The evaluation team must record the observed pass rate in the register and share it across the institution.</w:t>
       </w:r>
     </w:p>
     <w:p>
@@ -11034,19 +10670,7 @@
       </w:r>
       <w:r>
         <w:rPr/>
-        <w:t xml:space="preserve"> Clause 9.2 turns the six technical criteria in </w:t>
-      </w:r>
-      <w:hyperlink r:id="rId30">
-        <w:r>
-          <w:rPr>
-            <w:rStyle w:val="Hyperlink"/>
-          </w:rPr>
-          <w:t>the report</w:t>
-        </w:r>
-      </w:hyperlink>
-      <w:r>
-        <w:rPr/>
-        <w:t xml:space="preserve"> into a concrete procurement gate, but it only works if you enforce Clause 9.3. Accepting a vendor’s claim that their system is “hallucination-free” leaves you with a policy that looks good on paper but fails in practice. You should size the verification sample in Clause 9.2(a) so that it produces meaningful data without overwhelming staff. Having a research librarian check twenty to fifty sample citations is a very workable approach that yields a clear accuracy figure for your governance committees.</w:t>
+        <w:t xml:space="preserve"> Clause 9.2 turns the six technical criteria in the report into a concrete procurement gate, but it only works if you enforce Clause 9.3. Accepting a vendor’s claim that their system is “hallucination-free” leaves you with a policy that looks good on paper but fails in practice. You should size the verification sample in Clause 9.2(a) so that it produces meaningful data without overwhelming staff. Having a research librarian check twenty to fifty sample citations is a very workable approach that yields a clear accuracy figure for your governance committees.</w:t>
       </w:r>
     </w:p>
     <w:p>
@@ -11099,19 +10723,7 @@
       </w:r>
       <w:r>
         <w:rPr/>
-        <w:t xml:space="preserve"> (</w:t>
-      </w:r>
-      <w:hyperlink r:id="rId31">
-        <w:r>
-          <w:rPr>
-            <w:rStyle w:val="Hyperlink"/>
-          </w:rPr>
-          <w:t>the report</w:t>
-        </w:r>
-      </w:hyperlink>
-      <w:r>
-        <w:rPr/>
-        <w:t xml:space="preserve"> §2.3, §2.5, §4.2, Appendix A). In </w:t>
+        <w:t xml:space="preserve"> (the report §2.3, §2.5, §4.2, Appendix A). In </w:t>
       </w:r>
       <w:r>
         <w:rPr>
@@ -11133,19 +10745,7 @@
       </w:r>
       <w:r>
         <w:rPr/>
-        <w:t xml:space="preserve"> (</w:t>
-      </w:r>
-      <w:hyperlink r:id="rId32">
-        <w:r>
-          <w:rPr>
-            <w:rStyle w:val="Hyperlink"/>
-          </w:rPr>
-          <w:t>the report</w:t>
-        </w:r>
-      </w:hyperlink>
-      <w:r>
-        <w:rPr/>
-        <w:t xml:space="preserve"> §2.5, §4.2). You should align Clause 9.7 with the Data Protection Impact Assessment requirements in the United Kingdom, relevant state and federal grant compliance rules in the United States, or federal and provincial privacy laws in Canada. Keep only the legal references that apply to your institution and remove the rest.</w:t>
+        <w:t xml:space="preserve"> (the report §2.5, §4.2). You should align Clause 9.7 with the Data Protection Impact Assessment requirements in the United Kingdom, relevant state and federal grant compliance rules in the United States, or federal and provincial privacy laws in Canada. Keep only the legal references that apply to your institution and remove the rest.</w:t>
       </w:r>
     </w:p>
     <w:p>
@@ -11158,24 +10758,7 @@
           <w:i/>
           <w:iCs/>
         </w:rPr>
-        <w:t>Framework key: D3-policy, D3-systems, D3-process, D5-policy (</w:t>
-      </w:r>
-      <w:hyperlink r:id="rId33">
-        <w:r>
-          <w:rPr>
-            <w:rStyle w:val="Hyperlink"/>
-            <w:i/>
-            <w:iCs/>
-          </w:rPr>
-          <w:t>the report</w:t>
-        </w:r>
-      </w:hyperlink>
-      <w:r>
-        <w:rPr>
-          <w:i/>
-          <w:iCs/>
-        </w:rPr>
-        <w:t xml:space="preserve"> §2.3, §2.5). Evidence of operation: the completed Schedule B tool register with detailed test scores, dated re-evaluation records, and signed impact assessments with their official filing numbers.</w:t>
+        <w:t>Framework key: D3-policy, D3-systems, D3-process, D5-policy (the report §2.3, §2.5). Evidence of operation: the completed Schedule B tool register with detailed test scores, dated re-evaluation records, and signed impact assessments with their official filing numbers.</w:t>
       </w:r>
     </w:p>
     <w:p>
@@ -11498,19 +11081,7 @@
       </w:r>
       <w:r>
         <w:rPr/>
-        <w:t xml:space="preserve"> Clause 10.3 is often the most challenging requirement to implement across the entire policy, and it is the section most likely to face pushback during committee review. However, the finding from </w:t>
-      </w:r>
-      <w:hyperlink r:id="rId34">
-        <w:r>
-          <w:rPr>
-            <w:rStyle w:val="Hyperlink"/>
-          </w:rPr>
-          <w:t>the report</w:t>
-        </w:r>
-      </w:hyperlink>
-      <w:r>
-        <w:rPr/>
-        <w:t xml:space="preserve"> is very direct: doctoral students cannot build competencies that their advisors do not understand or model (§2.4). If you remove this requirement, the policy becomes a one-sided document that holds students accountable while exempting the faculty who guide them.</w:t>
+        <w:t xml:space="preserve"> Clause 10.3 is often the most challenging requirement to implement across the entire policy, and it is the section most likely to face pushback during committee review. However, the finding from the report is very direct: doctoral students cannot build competencies that their advisors do not understand or model (§2.4). If you remove this requirement, the policy becomes a one-sided document that holds students accountable while exempting the faculty who guide them.</w:t>
       </w:r>
     </w:p>
     <w:p>
@@ -11520,19 +11091,7 @@
       </w:pPr>
       <w:r>
         <w:rPr/>
-        <w:t>Clause 10.6 requires an advisor who cannot evaluate an AI-assisted analysis to bring in a colleague who can, which is how a graduate school naturally identifies where its supervisory skill gaps are located. Two Class D institutions in Europe have codified requirements like this: KU Leuven’s structured training path for doctoral researchers and the University of Helsinki’s literacy requirement tied to institutional courses (</w:t>
-      </w:r>
-      <w:hyperlink r:id="rId35">
-        <w:r>
-          <w:rPr>
-            <w:rStyle w:val="Hyperlink"/>
-          </w:rPr>
-          <w:t>the report</w:t>
-        </w:r>
-      </w:hyperlink>
-      <w:r>
-        <w:rPr/>
-        <w:t xml:space="preserve"> §3.2, §4.2). I recommend reviewing both models when drafting your local version of Clause 10.2.</w:t>
+        <w:t>Clause 10.6 requires an advisor who cannot evaluate an AI-assisted analysis to bring in a colleague who can, which is how a graduate school naturally identifies where its supervisory skill gaps are located. Two Class D institutions in Europe have codified requirements like this: KU Leuven’s structured training path for doctoral researchers and the University of Helsinki’s literacy requirement tied to institutional courses (the report §3.2, §4.2). I recommend reviewing both models when drafting your local version of Clause 10.2.</w:t>
       </w:r>
     </w:p>
     <w:p>
@@ -11545,24 +11104,7 @@
           <w:i/>
           <w:iCs/>
         </w:rPr>
-        <w:t>Framework key: D4-policy, D4-people, D4-systems, D4-process (</w:t>
-      </w:r>
-      <w:hyperlink r:id="rId36">
-        <w:r>
-          <w:rPr>
-            <w:rStyle w:val="Hyperlink"/>
-            <w:i/>
-            <w:iCs/>
-          </w:rPr>
-          <w:t>the report</w:t>
-        </w:r>
-      </w:hyperlink>
-      <w:r>
-        <w:rPr>
-          <w:i/>
-          <w:iCs/>
-        </w:rPr>
-        <w:t xml:space="preserve"> §2.4, §5.3). Evidence of operation: signed G1 agreements sampled across departments, curriculum documents listing the six learning outcomes, and supervisor training records with completion dates.</w:t>
+        <w:t>Framework key: D4-policy, D4-people, D4-systems, D4-process (the report §2.4, §5.3). Evidence of operation: signed G1 agreements sampled across departments, curriculum documents listing the six learning outcomes, and supervisor training records with completion dates.</w:t>
       </w:r>
     </w:p>
     <w:p>
@@ -11742,19 +11284,7 @@
       </w:r>
       <w:r>
         <w:rPr/>
-        <w:t xml:space="preserve"> Examiners must not use commercial AI-detection software to evaluate a thesis or justify an examination recommendation, and must not cite detection scores as evidence. High false-positive rates and documented biases against multilingual writers make these tools unfit for academic assessment (</w:t>
-      </w:r>
-      <w:hyperlink r:id="rId37">
-        <w:r>
-          <w:rPr>
-            <w:rStyle w:val="Hyperlink"/>
-          </w:rPr>
-          <w:t>the report</w:t>
-        </w:r>
-      </w:hyperlink>
-      <w:r>
-        <w:rPr/>
-        <w:t>, Appendix C, Class 11).</w:t>
+        <w:t xml:space="preserve"> Examiners must not use commercial AI-detection software to evaluate a thesis or justify an examination recommendation, and must not cite detection scores as evidence. High false-positive rates and documented biases against multilingual writers make these tools unfit for academic assessment (the report, Appendix C, Class 11).</w:t>
       </w:r>
     </w:p>
     <w:p>
@@ -11823,19 +11353,7 @@
       </w:r>
       <w:r>
         <w:rPr/>
-        <w:t xml:space="preserve"> Clauses 11.4 and 11.5 draw directly on the two UK Class D policies that address examiners explicitly: University College London Doctoral School’s guidance on transparency and King’s College London’s framework for students, supervisors, and examiners. </w:t>
-      </w:r>
-      <w:hyperlink r:id="rId38">
-        <w:r>
-          <w:rPr>
-            <w:rStyle w:val="Hyperlink"/>
-          </w:rPr>
-          <w:t>The report</w:t>
-        </w:r>
-      </w:hyperlink>
-      <w:r>
-        <w:rPr/>
-        <w:t xml:space="preserve"> notes that both institutions addressed examiner responsibilities and defense protocols far more thoroughly than most peer universities (§3.2).</w:t>
+        <w:t xml:space="preserve"> Clauses 11.4 and 11.5 draw directly on the two UK Class D policies that address examiners explicitly: University College London Doctoral School’s guidance on transparency and King’s College London’s framework for students, supervisors, and examiners. The report notes that both institutions addressed examiner responsibilities and defense protocols far more thoroughly than most peer universities (§3.2).</w:t>
       </w:r>
     </w:p>
     <w:p>
@@ -11856,19 +11374,7 @@
       </w:r>
       <w:r>
         <w:rPr/>
-        <w:t xml:space="preserve">, and </w:t>
-      </w:r>
-      <w:hyperlink r:id="rId39">
-        <w:r>
-          <w:rPr>
-            <w:rStyle w:val="Hyperlink"/>
-          </w:rPr>
-          <w:t>the report</w:t>
-        </w:r>
-      </w:hyperlink>
-      <w:r>
-        <w:rPr/>
-        <w:t xml:space="preserve"> highlights this clause as an unusually clear and practical rule. It shifts the institutional question away from a punitive “did you use software?” toward an academic “can you defend your scholarship?”, which is the exact question an examination committee is qualified and expected to evaluate.</w:t>
+        <w:t>, and the report highlights this clause as an unusually clear and practical rule. It shifts the institutional question away from a punitive “did you use software?” toward an academic “can you defend your scholarship?”, which is the exact question an examination committee is qualified and expected to evaluate.</w:t>
       </w:r>
     </w:p>
     <w:p>
@@ -11912,24 +11418,7 @@
           <w:i/>
           <w:iCs/>
         </w:rPr>
-        <w:t>Framework key: D1-process, D2-process, D4-process (</w:t>
-      </w:r>
-      <w:hyperlink r:id="rId40">
-        <w:r>
-          <w:rPr>
-            <w:rStyle w:val="Hyperlink"/>
-            <w:i/>
-            <w:iCs/>
-          </w:rPr>
-          <w:t>the report</w:t>
-        </w:r>
-      </w:hyperlink>
-      <w:r>
-        <w:rPr>
-          <w:i/>
-          <w:iCs/>
-        </w:rPr>
-        <w:t xml:space="preserve"> §2.1, §4.2, §5.3). Evidence of operation: signed thesis declaration forms, examiner appointment letters containing Clause 11 terms, and records of formal referrals under Clause 11.7.</w:t>
+        <w:t>Framework key: D1-process, D2-process, D4-process (the report §2.1, §4.2, §5.3). Evidence of operation: signed thesis declaration forms, examiner appointment letters containing Clause 11 terms, and records of formal referrals under Clause 11.7.</w:t>
       </w:r>
       <w:bookmarkEnd w:id="17"/>
     </w:p>
@@ -11962,19 +11451,7 @@
       </w:r>
       <w:r>
         <w:rPr/>
-        <w:t xml:space="preserve"> An AI system cannot be listed as an author or co-author on any research output. Authorship requires personal accountability, which a software tool cannot assume. This position is held consistently across all eighteen major academic publishers surveyed in </w:t>
-      </w:r>
-      <w:hyperlink r:id="rId41">
-        <w:r>
-          <w:rPr>
-            <w:rStyle w:val="Hyperlink"/>
-          </w:rPr>
-          <w:t>the report</w:t>
-        </w:r>
-      </w:hyperlink>
-      <w:r>
-        <w:rPr/>
-        <w:t xml:space="preserve"> (§3.3).</w:t>
+        <w:t xml:space="preserve"> An AI system cannot be listed as an author or co-author on any research output. Authorship requires personal accountability, which a software tool cannot assume. This position is held consistently across all eighteen major academic publishers surveyed in the report (§3.3).</w:t>
       </w:r>
     </w:p>
     <w:p>
@@ -12114,19 +11591,7 @@
       </w:r>
       <w:r>
         <w:rPr/>
-        <w:t xml:space="preserve"> Research proposals submitted by [INSTITUTION NAME] must represent the original intellectual work of the named investigators. Proposals or proposal sections substantially generated by AI tools must not be submitted. This reflects the strictest applicant standard in </w:t>
-      </w:r>
-      <w:hyperlink r:id="rId42">
-        <w:r>
-          <w:rPr>
-            <w:rStyle w:val="Hyperlink"/>
-          </w:rPr>
-          <w:t>the report</w:t>
-        </w:r>
-      </w:hyperlink>
-      <w:r>
-        <w:rPr/>
-        <w:t>’s funder cohort: the United States National Institutes of Health originality rule (NOT-OD-25-132, §3.1). [INSTITUTION NAME] adopts this rule as its baseline standard because a funder’s originality requirement applies to all applicants regardless of their home institution’s location.</w:t>
+        <w:t xml:space="preserve"> Research proposals submitted by [INSTITUTION NAME] must represent the original intellectual work of the named investigators. Proposals or proposal sections substantially generated by AI tools must not be submitted. This reflects the strictest applicant standard in the report’s funder cohort: the United States National Institutes of Health originality rule (NOT-OD-25-132, §3.1). [INSTITUTION NAME] adopts this rule as its baseline standard because a funder’s originality requirement applies to all applicants regardless of their home institution’s location.</w:t>
       </w:r>
     </w:p>
     <w:p>
@@ -12185,19 +11650,7 @@
       </w:r>
       <w:r>
         <w:rPr/>
-        <w:t xml:space="preserve"> Clause 12.5 represents a deliberate institutional simplification. Funder rules range from having no disclosure requirements at all (the Swedish Research Council is the most flexible in </w:t>
-      </w:r>
-      <w:hyperlink r:id="rId43">
-        <w:r>
-          <w:rPr>
-            <w:rStyle w:val="Hyperlink"/>
-          </w:rPr>
-          <w:t>the report</w:t>
-        </w:r>
-      </w:hyperlink>
-      <w:r>
-        <w:rPr/>
-        <w:t>’s sample) to strict originality requirements like those of the US National Institutes of Health. If an institutional policy simply tells researchers to check individual funder guidelines on their own, compliance is usually inconsistent. Adopting the strictest funder standard as the university default costs very little, because no research funder encourages AI-generated grant applications, and having a clear baseline prevents avoidable compliance errors. If leadership prefers tracking rules on a funder-by-funder basis, you can replace Clause 12.5 with a direct cross-reference to Schedule D.</w:t>
+        <w:t xml:space="preserve"> Clause 12.5 represents a deliberate institutional simplification. Funder rules range from having no disclosure requirements at all (the Swedish Research Council is the most flexible in the report’s sample) to strict originality requirements like those of the US National Institutes of Health. If an institutional policy simply tells researchers to check individual funder guidelines on their own, compliance is usually inconsistent. Adopting the strictest funder standard as the university default costs very little, because no research funder encourages AI-generated grant applications, and having a clear baseline prevents avoidable compliance errors. If leadership prefers tracking rules on a funder-by-funder basis, you can replace Clause 12.5 with a direct cross-reference to Schedule D.</w:t>
       </w:r>
     </w:p>
     <w:p>
@@ -12207,19 +11660,7 @@
       </w:pPr>
       <w:r>
         <w:rPr/>
-        <w:t xml:space="preserve">Clause 12.4 is vital because peer review is an area where an individual researcher can inadvertently breach confidentiality with a single paste into a public browser window. Sixteen of the eighteen publishers in </w:t>
-      </w:r>
-      <w:hyperlink r:id="rId44">
-        <w:r>
-          <w:rPr>
-            <w:rStyle w:val="Hyperlink"/>
-          </w:rPr>
-          <w:t>the report</w:t>
-        </w:r>
-      </w:hyperlink>
-      <w:r>
-        <w:rPr/>
-        <w:t>’s study already explicitly prohibit uploading manuscripts under review into public tools. While Cambridge University Press and SAGE do not explicitly address this in their primary policy summaries, that omission should never be interpreted as permission to upload confidential submissions (§3.3).</w:t>
+        <w:t>Clause 12.4 is vital because peer review is an area where an individual researcher can inadvertently breach confidentiality with a single paste into a public browser window. Sixteen of the eighteen publishers in the report’s study already explicitly prohibit uploading manuscripts under review into public tools. While Cambridge University Press and SAGE do not explicitly address this in their primary policy summaries, that omission should never be interpreted as permission to upload confidential submissions (§3.3).</w:t>
       </w:r>
     </w:p>
     <w:p>
@@ -12232,24 +11673,7 @@
           <w:i/>
           <w:iCs/>
         </w:rPr>
-        <w:t>Framework key: D2-policy, D2-process, D3-policy (</w:t>
-      </w:r>
-      <w:hyperlink r:id="rId45">
-        <w:r>
-          <w:rPr>
-            <w:rStyle w:val="Hyperlink"/>
-            <w:i/>
-            <w:iCs/>
-          </w:rPr>
-          <w:t>the report</w:t>
-        </w:r>
-      </w:hyperlink>
-      <w:r>
-        <w:rPr>
-          <w:i/>
-          <w:iCs/>
-        </w:rPr>
-        <w:t xml:space="preserve"> §2.2, §3.1, §3.3). Evidence of operation: the Schedule D funder register with recent review dates, institutional grant submission checklists incorporating Clause 12.5, and research-ethics forms with dedicated AI disclosure fields.</w:t>
+        <w:t>Framework key: D2-policy, D2-process, D3-policy (the report §2.2, §3.1, §3.3). Evidence of operation: the Schedule D funder register with recent review dates, institutional grant submission checklists incorporating Clause 12.5, and research-ethics forms with dedicated AI disclosure fields.</w:t>
       </w:r>
     </w:p>
     <w:p>
@@ -14232,19 +13656,7 @@
       </w:r>
       <w:r>
         <w:rPr/>
-        <w:t xml:space="preserve"> Table 13.2 is the most critical governance tool in this entire document for any team planning to evaluate institutional maturity. </w:t>
-      </w:r>
-      <w:hyperlink r:id="rId46">
-        <w:r>
-          <w:rPr>
-            <w:rStyle w:val="Hyperlink"/>
-          </w:rPr>
-          <w:t>The report</w:t>
-        </w:r>
-      </w:hyperlink>
-      <w:r>
-        <w:rPr/>
-        <w:t xml:space="preserve"> requires all four axes to operate for the </w:t>
+        <w:t xml:space="preserve"> Table 13.2 is the most critical governance tool in this entire document for any team planning to evaluate institutional maturity. The report requires all four axes to operate for the </w:t>
       </w:r>
       <w:r>
         <w:rPr>
@@ -14255,7 +13667,7 @@
       </w:r>
       <w:r>
         <w:rPr/>
-        <w:t xml:space="preserve"> level. This pack operationalizes that requirement by assigning each dimension its lowest axis level and calls the limiting axis the </w:t>
+        <w:t xml:space="preserve"> level. The pack applies that rule by setting each dimension at the level of its lowest-scoring axis. It calls that limiting axis the </w:t>
       </w:r>
       <w:r>
         <w:rPr>
@@ -14277,19 +13689,7 @@
       </w:r>
       <w:r>
         <w:rPr/>
-        <w:t xml:space="preserve"> on human-in-the-loop discipline if nobody has been assigned to manage the systems that support it. Completing this matrix is a two-hour administrative task that quickly highlights real operational gaps. The most common outcome on a first pass is discovering that the policy axis has clear leadership while the other three axes have no designated owners. That exact pattern is how </w:t>
-      </w:r>
-      <w:hyperlink r:id="rId47">
-        <w:r>
-          <w:rPr>
-            <w:rStyle w:val="Hyperlink"/>
-          </w:rPr>
-          <w:t>the report</w:t>
-        </w:r>
-      </w:hyperlink>
-      <w:r>
-        <w:rPr/>
-        <w:t xml:space="preserve"> defines a </w:t>
+        <w:t xml:space="preserve"> on human-in-the-loop discipline if nobody has been assigned to manage the systems that support it. Completing this matrix is a two-hour administrative task that quickly highlights real operational gaps. The most common outcome on a first pass is discovering that the policy axis has clear leadership while the other three axes have no designated owners. That exact pattern is how the report defines a </w:t>
       </w:r>
       <w:r>
         <w:rPr>
@@ -14323,24 +13723,7 @@
           <w:i/>
           <w:iCs/>
         </w:rPr>
-        <w:t>Framework key: D1-people, D2-people, D3-people, D4-people, D5-people, D5-policy (</w:t>
-      </w:r>
-      <w:hyperlink r:id="rId48">
-        <w:r>
-          <w:rPr>
-            <w:rStyle w:val="Hyperlink"/>
-            <w:i/>
-            <w:iCs/>
-          </w:rPr>
-          <w:t>the report</w:t>
-        </w:r>
-      </w:hyperlink>
-      <w:r>
-        <w:rPr>
-          <w:i/>
-          <w:iCs/>
-        </w:rPr>
-        <w:t xml:space="preserve"> §2.5, §5.1). Evidence of operation: the completed 13.2 table published alongside the policy, committee minutes approving the ownership list, and designated staff responding clearly when asked who manages D3-systems.</w:t>
+        <w:t>Framework key: D1-people, D2-people, D3-people, D4-people, D5-people, D5-policy (the report §2.5, §5.1). Evidence of operation: the completed 13.2 table published alongside the policy, committee minutes approving the ownership list, and designated staff responding clearly when asked who manages D3-systems.</w:t>
       </w:r>
     </w:p>
     <w:p>
@@ -15294,19 +14677,7 @@
       </w:r>
       <w:r>
         <w:rPr/>
-        <w:t xml:space="preserve"> The four categories in Clause 14.1 reflect the adjudication framework developed in the </w:t>
-      </w:r>
-      <w:hyperlink r:id="rId49">
-        <w:r>
-          <w:rPr>
-            <w:rStyle w:val="Hyperlink"/>
-          </w:rPr>
-          <w:t>companion report</w:t>
-        </w:r>
-      </w:hyperlink>
-      <w:r>
-        <w:rPr/>
-        <w:t xml:space="preserve"> (§5.4). Institutional committees that lack this four-part distinction tend to make two common mistakes: they either apply basic plagiarism rules to serious data fabrications (which trivializes the damage), or they launch formal misconduct investigations against graduate students who simply forgot a disclosure check (which frightens the entire cohort and stops people from being transparent).</w:t>
+        <w:t xml:space="preserve"> The four categories in Clause 14.1 reflect the adjudication framework developed in the companion report (§5.4). Institutional committees that lack this four-part distinction tend to make two common mistakes: they either apply basic plagiarism rules to serious data fabrications (which trivializes the damage), or they launch formal misconduct investigations against graduate students who simply forgot a disclosure check (which frightens the entire cohort and stops people from being transparent).</w:t>
       </w:r>
     </w:p>
     <w:p>
@@ -15316,19 +14687,7 @@
       </w:pPr>
       <w:r>
         <w:rPr/>
-        <w:t>Clause 14.4 will almost certainly be challenged by someone on your committee who wants to run student papers through automated detection software. You should hold the line here. A 2024 study by Perkins and colleagues evaluating seven major AI detectors found an average baseline accuracy of just 39.5 percent, falling to 17.4 percent when simple text-editing techniques were applied, along with persistent error rates against non-native English writers (</w:t>
-      </w:r>
-      <w:hyperlink r:id="rId50">
-        <w:r>
-          <w:rPr>
-            <w:rStyle w:val="Hyperlink"/>
-          </w:rPr>
-          <w:t>the report</w:t>
-        </w:r>
-      </w:hyperlink>
-      <w:r>
-        <w:rPr/>
-        <w:t>, Appendix C, Class 11). Allowing automated detection scores into disciplinary hearings introduces an unacceptably high error rate that falls disproportionately on international students.</w:t>
+        <w:t>Clause 14.4 will almost certainly be challenged by someone on your committee who wants to run student papers through automated detection software. You should hold the line here. A 2024 study by Perkins and colleagues evaluating seven major AI detectors found an average baseline accuracy of just 39.5 percent, falling to 17.4 percent when simple text-editing techniques were applied, along with persistent error rates against non-native English writers (the report, Appendix C, Class 11). Allowing automated detection scores into disciplinary hearings introduces an unacceptably high error rate that falls disproportionately on international students.</w:t>
       </w:r>
     </w:p>
     <w:p>
@@ -15362,24 +14721,7 @@
           <w:i/>
           <w:iCs/>
         </w:rPr>
-        <w:t>Framework key: D2-process, D5-process (</w:t>
-      </w:r>
-      <w:hyperlink r:id="rId51">
-        <w:r>
-          <w:rPr>
-            <w:rStyle w:val="Hyperlink"/>
-            <w:i/>
-            <w:iCs/>
-          </w:rPr>
-          <w:t>the report</w:t>
-        </w:r>
-      </w:hyperlink>
-      <w:r>
-        <w:rPr>
-          <w:i/>
-          <w:iCs/>
-        </w:rPr>
-        <w:t xml:space="preserve"> §5.4). Evidence of operation: an institutional case log categorized by violation type, records of formal appeals, and written operating procedures identifying the decision-maker for each category.</w:t>
+        <w:t>Framework key: D2-process, D5-process (the report §5.4). Evidence of operation: an institutional case log categorized by violation type, records of formal appeals, and written operating procedures identifying the decision-maker for each category.</w:t>
       </w:r>
     </w:p>
     <w:p>
@@ -15538,19 +14880,7 @@
       </w:r>
       <w:r>
         <w:rPr/>
-        <w:t xml:space="preserve"> The [ROLE] assesses [INSTITUTION NAME] against the five maturity dimensions and four operational axes at least [annually] using instrument A1, and presents a formal report to [COMMITTEE]. This report outlines the maturity level achieved on each dimension, identifies the specific limiting axis holding back each dimension, highlights the overall institutional bottleneck, and details committed improvements for the upcoming year. The report does not compress the findings into a single institutional score, because the published findings in the </w:t>
-      </w:r>
-      <w:hyperlink r:id="rId52">
-        <w:r>
-          <w:rPr>
-            <w:rStyle w:val="Hyperlink"/>
-          </w:rPr>
-          <w:t>companion report</w:t>
-        </w:r>
-      </w:hyperlink>
-      <w:r>
-        <w:rPr/>
-        <w:t xml:space="preserve"> show that the true diagnostic value of the framework lies in the multidimensional pattern across all five areas (§4.3).</w:t>
+        <w:t xml:space="preserve"> The [ROLE] assesses [INSTITUTION NAME] against the five maturity dimensions and four operational axes at least [annually] using instrument A1, and presents a formal report to [COMMITTEE]. This report outlines the maturity level achieved on each dimension, identifies the specific limiting axis holding back each dimension, highlights the overall institutional bottleneck, and details committed improvements for the upcoming year. The report does not compress the findings into a single institutional score, because the published findings in the companion report show that the true diagnostic value of the framework lies in the multidimensional pattern across all five areas (§4.3).</w:t>
       </w:r>
     </w:p>
     <w:p>
@@ -15593,31 +14923,7 @@
       </w:r>
       <w:r>
         <w:rPr/>
-        <w:t xml:space="preserve"> level on Dimension 5 (</w:t>
-      </w:r>
-      <w:hyperlink r:id="rId53">
-        <w:r>
-          <w:rPr>
-            <w:rStyle w:val="Hyperlink"/>
-          </w:rPr>
-          <w:t>the report</w:t>
-        </w:r>
-      </w:hyperlink>
-      <w:r>
-        <w:rPr/>
-        <w:t xml:space="preserve"> §4.2, Appendix A). As noted in </w:t>
-      </w:r>
-      <w:hyperlink r:id="rId54">
-        <w:r>
-          <w:rPr>
-            <w:rStyle w:val="Hyperlink"/>
-          </w:rPr>
-          <w:t>the report</w:t>
-        </w:r>
-      </w:hyperlink>
-      <w:r>
-        <w:rPr/>
-        <w:t xml:space="preserve">, no university in the mid-2026 sample had yet published its full self-assessment scores against this framework because it had only recently been released, making the </w:t>
+        <w:t xml:space="preserve"> level on Dimension 5 (the report §4.2, Appendix A). As noted in the report, no university in the mid-2026 sample had yet published its full self-assessment scores against this framework because it had only recently been released, making the </w:t>
       </w:r>
       <w:r>
         <w:rPr>
@@ -15676,19 +14982,7 @@
       </w:pPr>
       <w:r>
         <w:rPr/>
-        <w:t xml:space="preserve">Clause 15.4 ensures this policy can be measured and audited in daily practice rather than remaining an aspirational document. Clause 15.5 is often debated vigorously in committee, because publishing an institutional assessment that shows lower scores in certain cells can feel uncomfortable. However, based on the research in </w:t>
-      </w:r>
-      <w:hyperlink r:id="rId55">
-        <w:r>
-          <w:rPr>
-            <w:rStyle w:val="Hyperlink"/>
-          </w:rPr>
-          <w:t>the report</w:t>
-        </w:r>
-      </w:hyperlink>
-      <w:r>
-        <w:rPr/>
-        <w:t xml:space="preserve">, being transparent about areas that need development is precisely what separates a </w:t>
+        <w:t xml:space="preserve">Clause 15.4 ensures this policy can be measured and audited in daily practice rather than remaining an aspirational document. Clause 15.5 is often debated vigorously in committee, because publishing an institutional assessment that shows lower scores in certain cells can feel uncomfortable. However, based on the research in the report, being transparent about areas that need development is precisely what separates a </w:t>
       </w:r>
       <w:r>
         <w:rPr>
@@ -15723,24 +15017,7 @@
           <w:i/>
           <w:iCs/>
         </w:rPr>
-        <w:t>Framework key: D5-policy, D5-people, D5-systems, D5-process (</w:t>
-      </w:r>
-      <w:hyperlink r:id="rId56">
-        <w:r>
-          <w:rPr>
-            <w:rStyle w:val="Hyperlink"/>
-            <w:i/>
-            <w:iCs/>
-          </w:rPr>
-          <w:t>the report</w:t>
-        </w:r>
-      </w:hyperlink>
-      <w:r>
-        <w:rPr>
-          <w:i/>
-          <w:iCs/>
-        </w:rPr>
-        <w:t xml:space="preserve"> §2.5, §4.2, §5.1). Evidence of operation: a dated policy version history, annual self-assessment reports recorded in [COMMITTEE] minutes, and publicly available benchmark scores.</w:t>
+        <w:t>Framework key: D5-policy, D5-people, D5-systems, D5-process (the report §2.5, §4.2, §5.1). Evidence of operation: a dated policy version history, annual self-assessment reports recorded in [COMMITTEE] minutes, and publicly available benchmark scores.</w:t>
       </w:r>
     </w:p>
     <w:p>
@@ -15842,19 +15119,7 @@
       </w:r>
       <w:r>
         <w:rPr/>
-        <w:t xml:space="preserve"> The institutional research task list, adapted from the taxonomy in Appendix G of </w:t>
-      </w:r>
-      <w:hyperlink r:id="rId57">
-        <w:r>
-          <w:rPr>
-            <w:rStyle w:val="Hyperlink"/>
-          </w:rPr>
-          <w:t>the report</w:t>
-        </w:r>
-      </w:hyperlink>
-      <w:r>
-        <w:rPr/>
-        <w:t xml:space="preserve"> and customized by each school or faculty for its specific disciplines. Fields: research task name, baseline classification (labor, judgment, judgment-humans-only, prohibited), required conditions, department extensions, and version date. </w:t>
+        <w:t xml:space="preserve"> The institutional research task list, adapted from the taxonomy in Appendix G of the report and customized by each school or faculty for its specific disciplines. Fields: research task name, baseline classification (labor, judgment, judgment-humans-only, prohibited), required conditions, department extensions, and version date. </w:t>
       </w:r>
       <w:r>
         <w:rPr>
@@ -20704,7 +19969,7 @@
         <w:keepLines/>
         <w:rPr/>
       </w:pPr>
-      <w:hyperlink r:id="rId58">
+      <w:hyperlink r:id="rId3">
         <w:r>
           <w:rPr>
             <w:rStyle w:val="Hyperlink"/>
@@ -20727,7 +19992,7 @@
                       </pic:cNvPicPr>
                     </pic:nvPicPr>
                     <pic:blipFill>
-                      <a:blip r:embed="rId59"/>
+                      <a:blip r:embed="rId4"/>
                       <a:stretch>
                         <a:fillRect/>
                       </a:stretch>
@@ -20768,7 +20033,7 @@
         <w:rPr/>
         <w:t xml:space="preserve"> · Professor and Director, Instats · </w:t>
       </w:r>
-      <w:hyperlink r:id="rId60">
+      <w:hyperlink r:id="rId5">
         <w:r>
           <w:rPr>
             <w:rStyle w:val="Hyperlink"/>
@@ -20780,7 +20045,7 @@
         <w:rPr/>
         <w:t xml:space="preserve"> · </w:t>
       </w:r>
-      <w:hyperlink r:id="rId61">
+      <w:hyperlink r:id="rId6">
         <w:r>
           <w:rPr>
             <w:rStyle w:val="Hyperlink"/>
@@ -20807,7 +20072,7 @@
         </w:rPr>
         <w:t xml:space="preserve">Part of the Instats AI Readiness Pack · </w:t>
       </w:r>
-      <w:hyperlink r:id="rId62">
+      <w:hyperlink r:id="rId7">
         <w:r>
           <w:rPr>
             <w:rStyle w:val="Hyperlink"/>
@@ -20826,19 +20091,7 @@
       </w:r>
       <w:r>
         <w:rPr/>
-        <w:t xml:space="preserve"> </w:t>
-      </w:r>
-      <w:hyperlink r:id="rId63">
-        <w:r>
-          <w:rPr>
-            <w:rStyle w:val="Hyperlink"/>
-          </w:rPr>
-          <w:t>Responsible AI in Academic Research: A Competency Framework for Research Training</w:t>
-        </w:r>
-      </w:hyperlink>
-      <w:r>
-        <w:rPr/>
-        <w:t xml:space="preserve"> </w:t>
+        <w:t xml:space="preserve"> Responsible AI in Academic Research: A Competency Framework for Research Training </w:t>
       </w:r>
       <w:r>
         <w:rPr>
@@ -20851,12 +20104,12 @@
       <w:bookmarkEnd w:id="24"/>
     </w:p>
     <w:sectPr>
-      <w:headerReference w:type="even" r:id="rId64"/>
-      <w:headerReference w:type="default" r:id="rId65"/>
-      <w:headerReference w:type="first" r:id="rId66"/>
-      <w:footerReference w:type="even" r:id="rId67"/>
-      <w:footerReference w:type="default" r:id="rId68"/>
-      <w:footerReference w:type="first" r:id="rId69"/>
+      <w:headerReference w:type="even" r:id="rId8"/>
+      <w:headerReference w:type="default" r:id="rId9"/>
+      <w:headerReference w:type="first" r:id="rId10"/>
+      <w:footerReference w:type="even" r:id="rId11"/>
+      <w:footerReference w:type="default" r:id="rId12"/>
+      <w:footerReference w:type="first" r:id="rId13"/>
       <w:type w:val="nextPage"/>
       <w:pgSz w:w="11906" w:h="16838"/>
       <w:pgMar w:left="1417" w:right="1417" w:gutter="0" w:header="720" w:top="1361" w:footer="720" w:bottom="1361"/>
@@ -20918,7 +20171,7 @@
         <w:i/>
         <w:iCs/>
       </w:rPr>
-      <w:t>38</w:t>
+      <w:t>39</w:t>
     </w:r>
     <w:r>
       <w:rPr>
@@ -24057,10 +23310,12 @@
     <w:unhideWhenUsed/>
     <w:rsid w:val="00aa1d8d"/>
     <w:pPr>
-      <w:spacing w:before="0" w:after="120"/>
+      <w:spacing w:lineRule="auto" w:line="348" w:before="0" w:after="160"/>
     </w:pPr>
     <w:rPr>
       <w:rFonts w:ascii="Georgia" w:hAnsi="Georgia" w:eastAsia="Georgia" w:cs="Georgia"/>
+      <w:color w:val="212529"/>
+      <w:sz w:val="24"/>
     </w:rPr>
   </w:style>
   <w:style w:type="paragraph" w:styleId="List">

--- a/docs/instruments/p1_model_policy.docx
+++ b/docs/instruments/p1_model_policy.docx
@@ -145,7 +145,7 @@
       <w:hyperlink r:id="rId27">
         <w:r>
           <w:rPr>
-            <w:rStyle w:val="Hyperlink"/>
+            <w:rStyle w:val="Hyperlink1"/>
             <w:i w:val="0"/>
           </w:rPr>
           <w:t xml:space="preserve">Browse the full online instrument catalogue</w:t>
@@ -13985,7 +13985,7 @@
       <w:hyperlink r:id="rId22">
         <w:r>
           <w:rPr>
-            <w:rStyle w:val="Hyperlink"/>
+            <w:rStyle w:val="Hyperlink1"/>
             <w:i w:val="1"/>
           </w:rPr>
           <w:t xml:space="preserve">The Institutional AI Readiness Pack: Self-Assessment and Implementation Tools for Responsible AI in Academic Research</w:t>
@@ -14000,7 +14000,7 @@
       <w:hyperlink r:id="rId23">
         <w:r>
           <w:rPr>
-            <w:rStyle w:val="Hyperlink"/>
+            <w:rStyle w:val="Hyperlink1"/>
             <w:i w:val="0"/>
           </w:rPr>
           <w:t xml:space="preserve">https://doi.org/10.61700/bv2nulyhht</w:t>
@@ -14028,7 +14028,7 @@
       <w:hyperlink r:id="rId24">
         <w:r>
           <w:rPr>
-            <w:rStyle w:val="Hyperlink"/>
+            <w:rStyle w:val="Hyperlink1"/>
             <w:i w:val="1"/>
           </w:rPr>
           <w:t xml:space="preserve">Responsible AI in Academic Research: A Competency Framework for Research Training</w:t>
@@ -14043,7 +14043,7 @@
       <w:hyperlink r:id="rId25">
         <w:r>
           <w:rPr>
-            <w:rStyle w:val="Hyperlink"/>
+            <w:rStyle w:val="Hyperlink1"/>
             <w:i w:val="0"/>
           </w:rPr>
           <w:t xml:space="preserve">https://doi.org/10.61700/t31oy23grr</w:t>
@@ -14071,7 +14071,7 @@
       <w:hyperlink r:id="rId26">
         <w:r>
           <w:rPr>
-            <w:rStyle w:val="Hyperlink"/>
+            <w:rStyle w:val="Hyperlink1"/>
             <w:i w:val="0"/>
           </w:rPr>
           <w:t xml:space="preserve">Creative Commons Attribution 4.0 International (CC BY 4.0)</w:t>
@@ -14083,6 +14083,8 @@
         </w:rPr>
         <w:t xml:space="preserve">. You may adapt them for institutional use with attribution.</w:t>
       </w:r>
+      <w:bookmarkEnd w:id="3"/>
+      <w:bookmarkEnd w:id="24"/>
     </w:p>
     <w:sectPr>
       <w:headerReference w:type="even" r:id="rId14"/>
